--- a/data/outputs/v2/Biology/SS2.1_Plant_Nutrition/quiz/Biology_G10_SS2.1_Plant_Nutrition_L2_AnswerKey.docx
+++ b/data/outputs/v2/Biology/SS2.1_Plant_Nutrition/quiz/Biology_G10_SS2.1_Plant_Nutrition_L2_AnswerKey.docx
@@ -64,7 +64,7 @@
     </w:p>
     <w:tbl>
       <w:tblPr>
-        <w:tblW w:type="dxa" w:w="9360"/>
+        <w:tblW w:type="dxa" w:w="9359"/>
         <w:tblBorders>
           <w:top w:val="single" w:color="auto" w:sz="4"/>
           <w:left w:val="single" w:color="auto" w:sz="4"/>
@@ -75,21 +75,18 @@
         </w:tblBorders>
       </w:tblPr>
       <w:tblGrid>
-        <w:gridCol w:w="936"/>
-        <w:gridCol w:w="936"/>
-        <w:gridCol w:w="936"/>
-        <w:gridCol w:w="936"/>
-        <w:gridCol w:w="936"/>
-        <w:gridCol w:w="936"/>
-        <w:gridCol w:w="936"/>
-        <w:gridCol w:w="936"/>
-        <w:gridCol w:w="936"/>
-        <w:gridCol w:w="936"/>
+        <w:gridCol w:w="1337"/>
+        <w:gridCol w:w="1337"/>
+        <w:gridCol w:w="1337"/>
+        <w:gridCol w:w="1337"/>
+        <w:gridCol w:w="1337"/>
+        <w:gridCol w:w="1337"/>
+        <w:gridCol w:w="1337"/>
       </w:tblGrid>
       <w:tr>
         <w:tc>
           <w:tcPr>
-            <w:tcW w:type="dxa" w:w="936"/>
+            <w:tcW w:type="dxa" w:w="1337"/>
             <w:tcBorders>
               <w:top w:val="single" w:color="BBBBBB" w:sz="4"/>
               <w:left w:val="single" w:color="BBBBBB" w:sz="4"/>
@@ -122,7 +119,7 @@
         </w:tc>
         <w:tc>
           <w:tcPr>
-            <w:tcW w:type="dxa" w:w="936"/>
+            <w:tcW w:type="dxa" w:w="1337"/>
             <w:tcBorders>
               <w:top w:val="single" w:color="BBBBBB" w:sz="4"/>
               <w:left w:val="single" w:color="BBBBBB" w:sz="4"/>
@@ -155,7 +152,7 @@
         </w:tc>
         <w:tc>
           <w:tcPr>
-            <w:tcW w:type="dxa" w:w="936"/>
+            <w:tcW w:type="dxa" w:w="1337"/>
             <w:tcBorders>
               <w:top w:val="single" w:color="BBBBBB" w:sz="4"/>
               <w:left w:val="single" w:color="BBBBBB" w:sz="4"/>
@@ -188,7 +185,7 @@
         </w:tc>
         <w:tc>
           <w:tcPr>
-            <w:tcW w:type="dxa" w:w="936"/>
+            <w:tcW w:type="dxa" w:w="1337"/>
             <w:tcBorders>
               <w:top w:val="single" w:color="BBBBBB" w:sz="4"/>
               <w:left w:val="single" w:color="BBBBBB" w:sz="4"/>
@@ -221,7 +218,7 @@
         </w:tc>
         <w:tc>
           <w:tcPr>
-            <w:tcW w:type="dxa" w:w="936"/>
+            <w:tcW w:type="dxa" w:w="1337"/>
             <w:tcBorders>
               <w:top w:val="single" w:color="BBBBBB" w:sz="4"/>
               <w:left w:val="single" w:color="BBBBBB" w:sz="4"/>
@@ -254,7 +251,7 @@
         </w:tc>
         <w:tc>
           <w:tcPr>
-            <w:tcW w:type="dxa" w:w="936"/>
+            <w:tcW w:type="dxa" w:w="1337"/>
             <w:tcBorders>
               <w:top w:val="single" w:color="BBBBBB" w:sz="4"/>
               <w:left w:val="single" w:color="BBBBBB" w:sz="4"/>
@@ -287,7 +284,7 @@
         </w:tc>
         <w:tc>
           <w:tcPr>
-            <w:tcW w:type="dxa" w:w="936"/>
+            <w:tcW w:type="dxa" w:w="1337"/>
             <w:tcBorders>
               <w:top w:val="single" w:color="BBBBBB" w:sz="4"/>
               <w:left w:val="single" w:color="BBBBBB" w:sz="4"/>
@@ -318,206 +315,11 @@
             </w:r>
           </w:p>
         </w:tc>
-        <w:tc>
-          <w:tcPr>
-            <w:tcW w:type="dxa" w:w="936"/>
-            <w:tcBorders>
-              <w:top w:val="single" w:color="BBBBBB" w:sz="4"/>
-              <w:left w:val="single" w:color="BBBBBB" w:sz="4"/>
-              <w:bottom w:val="single" w:color="BBBBBB" w:sz="4"/>
-              <w:right w:val="single" w:color="BBBBBB" w:sz="4"/>
-            </w:tcBorders>
-            <w:shd w:fill="D9EEF1" w:val="clear"/>
-            <w:tcMar>
-              <w:top w:type="dxa" w:w="60"/>
-              <w:left w:type="dxa" w:w="80"/>
-              <w:bottom w:type="dxa" w:w="60"/>
-              <w:right w:type="dxa" w:w="80"/>
-            </w:tcMar>
-          </w:tcPr>
-          <w:p>
-            <w:pPr>
-              <w:jc w:val="center"/>
-            </w:pPr>
-            <w:r>
-              <w:rPr>
-                <w:rFonts w:ascii="Arial" w:cs="Arial" w:eastAsia="Arial" w:hAnsi="Arial"/>
-                <w:b/>
-                <w:bCs/>
-                <w:sz w:val="21"/>
-                <w:szCs w:val="21"/>
-              </w:rPr>
-              <w:t xml:space="preserve">Q8</w:t>
-            </w:r>
-          </w:p>
-        </w:tc>
-        <w:tc>
-          <w:tcPr>
-            <w:tcW w:type="dxa" w:w="936"/>
-            <w:tcBorders>
-              <w:top w:val="single" w:color="BBBBBB" w:sz="4"/>
-              <w:left w:val="single" w:color="BBBBBB" w:sz="4"/>
-              <w:bottom w:val="single" w:color="BBBBBB" w:sz="4"/>
-              <w:right w:val="single" w:color="BBBBBB" w:sz="4"/>
-            </w:tcBorders>
-            <w:shd w:fill="D9EEF1" w:val="clear"/>
-            <w:tcMar>
-              <w:top w:type="dxa" w:w="60"/>
-              <w:left w:type="dxa" w:w="80"/>
-              <w:bottom w:type="dxa" w:w="60"/>
-              <w:right w:type="dxa" w:w="80"/>
-            </w:tcMar>
-          </w:tcPr>
-          <w:p>
-            <w:pPr>
-              <w:jc w:val="center"/>
-            </w:pPr>
-            <w:r>
-              <w:rPr>
-                <w:rFonts w:ascii="Arial" w:cs="Arial" w:eastAsia="Arial" w:hAnsi="Arial"/>
-                <w:b/>
-                <w:bCs/>
-                <w:sz w:val="21"/>
-                <w:szCs w:val="21"/>
-              </w:rPr>
-              <w:t xml:space="preserve">Q9</w:t>
-            </w:r>
-          </w:p>
-        </w:tc>
-        <w:tc>
-          <w:tcPr>
-            <w:tcW w:type="dxa" w:w="936"/>
-            <w:tcBorders>
-              <w:top w:val="single" w:color="BBBBBB" w:sz="4"/>
-              <w:left w:val="single" w:color="BBBBBB" w:sz="4"/>
-              <w:bottom w:val="single" w:color="BBBBBB" w:sz="4"/>
-              <w:right w:val="single" w:color="BBBBBB" w:sz="4"/>
-            </w:tcBorders>
-            <w:shd w:fill="D9EEF1" w:val="clear"/>
-            <w:tcMar>
-              <w:top w:type="dxa" w:w="60"/>
-              <w:left w:type="dxa" w:w="80"/>
-              <w:bottom w:type="dxa" w:w="60"/>
-              <w:right w:type="dxa" w:w="80"/>
-            </w:tcMar>
-          </w:tcPr>
-          <w:p>
-            <w:pPr>
-              <w:jc w:val="center"/>
-            </w:pPr>
-            <w:r>
-              <w:rPr>
-                <w:rFonts w:ascii="Arial" w:cs="Arial" w:eastAsia="Arial" w:hAnsi="Arial"/>
-                <w:b/>
-                <w:bCs/>
-                <w:sz w:val="21"/>
-                <w:szCs w:val="21"/>
-              </w:rPr>
-              <w:t xml:space="preserve">Q10</w:t>
-            </w:r>
-          </w:p>
-        </w:tc>
       </w:tr>
       <w:tr>
         <w:tc>
           <w:tcPr>
-            <w:tcW w:type="dxa" w:w="936"/>
-            <w:tcBorders>
-              <w:top w:val="single" w:color="BBBBBB" w:sz="4"/>
-              <w:left w:val="single" w:color="BBBBBB" w:sz="4"/>
-              <w:bottom w:val="single" w:color="BBBBBB" w:sz="4"/>
-              <w:right w:val="single" w:color="BBBBBB" w:sz="4"/>
-            </w:tcBorders>
-            <w:tcMar>
-              <w:top w:type="dxa" w:w="60"/>
-              <w:left w:type="dxa" w:w="80"/>
-              <w:bottom w:type="dxa" w:w="60"/>
-              <w:right w:type="dxa" w:w="80"/>
-            </w:tcMar>
-          </w:tcPr>
-          <w:p>
-            <w:pPr>
-              <w:jc w:val="center"/>
-            </w:pPr>
-            <w:r>
-              <w:rPr>
-                <w:rFonts w:ascii="Arial" w:cs="Arial" w:eastAsia="Arial" w:hAnsi="Arial"/>
-                <w:b/>
-                <w:bCs/>
-                <w:sz w:val="21"/>
-                <w:szCs w:val="21"/>
-              </w:rPr>
-              <w:t xml:space="preserve">D</w:t>
-            </w:r>
-          </w:p>
-        </w:tc>
-        <w:tc>
-          <w:tcPr>
-            <w:tcW w:type="dxa" w:w="936"/>
-            <w:tcBorders>
-              <w:top w:val="single" w:color="BBBBBB" w:sz="4"/>
-              <w:left w:val="single" w:color="BBBBBB" w:sz="4"/>
-              <w:bottom w:val="single" w:color="BBBBBB" w:sz="4"/>
-              <w:right w:val="single" w:color="BBBBBB" w:sz="4"/>
-            </w:tcBorders>
-            <w:tcMar>
-              <w:top w:type="dxa" w:w="60"/>
-              <w:left w:type="dxa" w:w="80"/>
-              <w:bottom w:type="dxa" w:w="60"/>
-              <w:right w:type="dxa" w:w="80"/>
-            </w:tcMar>
-          </w:tcPr>
-          <w:p>
-            <w:pPr>
-              <w:jc w:val="center"/>
-            </w:pPr>
-            <w:r>
-              <w:rPr>
-                <w:rFonts w:ascii="Arial" w:cs="Arial" w:eastAsia="Arial" w:hAnsi="Arial"/>
-                <w:b/>
-                <w:bCs/>
-                <w:sz w:val="21"/>
-                <w:szCs w:val="21"/>
-              </w:rPr>
-              <w:t xml:space="preserve">C</w:t>
-            </w:r>
-          </w:p>
-        </w:tc>
-        <w:tc>
-          <w:tcPr>
-            <w:tcW w:type="dxa" w:w="936"/>
-            <w:tcBorders>
-              <w:top w:val="single" w:color="BBBBBB" w:sz="4"/>
-              <w:left w:val="single" w:color="BBBBBB" w:sz="4"/>
-              <w:bottom w:val="single" w:color="BBBBBB" w:sz="4"/>
-              <w:right w:val="single" w:color="BBBBBB" w:sz="4"/>
-            </w:tcBorders>
-            <w:tcMar>
-              <w:top w:type="dxa" w:w="60"/>
-              <w:left w:type="dxa" w:w="80"/>
-              <w:bottom w:type="dxa" w:w="60"/>
-              <w:right w:type="dxa" w:w="80"/>
-            </w:tcMar>
-          </w:tcPr>
-          <w:p>
-            <w:pPr>
-              <w:jc w:val="center"/>
-            </w:pPr>
-            <w:r>
-              <w:rPr>
-                <w:rFonts w:ascii="Arial" w:cs="Arial" w:eastAsia="Arial" w:hAnsi="Arial"/>
-                <w:b/>
-                <w:bCs/>
-                <w:sz w:val="21"/>
-                <w:szCs w:val="21"/>
-              </w:rPr>
-              <w:t xml:space="preserve">D</w:t>
-            </w:r>
-          </w:p>
-        </w:tc>
-        <w:tc>
-          <w:tcPr>
-            <w:tcW w:type="dxa" w:w="936"/>
+            <w:tcW w:type="dxa" w:w="1337"/>
             <w:tcBorders>
               <w:top w:val="single" w:color="BBBBBB" w:sz="4"/>
               <w:left w:val="single" w:color="BBBBBB" w:sz="4"/>
@@ -549,7 +351,7 @@
         </w:tc>
         <w:tc>
           <w:tcPr>
-            <w:tcW w:type="dxa" w:w="936"/>
+            <w:tcW w:type="dxa" w:w="1337"/>
             <w:tcBorders>
               <w:top w:val="single" w:color="BBBBBB" w:sz="4"/>
               <w:left w:val="single" w:color="BBBBBB" w:sz="4"/>
@@ -575,45 +377,13 @@
                 <w:sz w:val="21"/>
                 <w:szCs w:val="21"/>
               </w:rPr>
-              <w:t xml:space="preserve">D</w:t>
+              <w:t xml:space="preserve">A</w:t>
             </w:r>
           </w:p>
         </w:tc>
         <w:tc>
           <w:tcPr>
-            <w:tcW w:type="dxa" w:w="936"/>
-            <w:tcBorders>
-              <w:top w:val="single" w:color="BBBBBB" w:sz="4"/>
-              <w:left w:val="single" w:color="BBBBBB" w:sz="4"/>
-              <w:bottom w:val="single" w:color="BBBBBB" w:sz="4"/>
-              <w:right w:val="single" w:color="BBBBBB" w:sz="4"/>
-            </w:tcBorders>
-            <w:tcMar>
-              <w:top w:type="dxa" w:w="60"/>
-              <w:left w:type="dxa" w:w="80"/>
-              <w:bottom w:type="dxa" w:w="60"/>
-              <w:right w:type="dxa" w:w="80"/>
-            </w:tcMar>
-          </w:tcPr>
-          <w:p>
-            <w:pPr>
-              <w:jc w:val="center"/>
-            </w:pPr>
-            <w:r>
-              <w:rPr>
-                <w:rFonts w:ascii="Arial" w:cs="Arial" w:eastAsia="Arial" w:hAnsi="Arial"/>
-                <w:b/>
-                <w:bCs/>
-                <w:sz w:val="21"/>
-                <w:szCs w:val="21"/>
-              </w:rPr>
-              <w:t xml:space="preserve">C</w:t>
-            </w:r>
-          </w:p>
-        </w:tc>
-        <w:tc>
-          <w:tcPr>
-            <w:tcW w:type="dxa" w:w="936"/>
+            <w:tcW w:type="dxa" w:w="1337"/>
             <w:tcBorders>
               <w:top w:val="single" w:color="BBBBBB" w:sz="4"/>
               <w:left w:val="single" w:color="BBBBBB" w:sz="4"/>
@@ -645,39 +415,7 @@
         </w:tc>
         <w:tc>
           <w:tcPr>
-            <w:tcW w:type="dxa" w:w="936"/>
-            <w:tcBorders>
-              <w:top w:val="single" w:color="BBBBBB" w:sz="4"/>
-              <w:left w:val="single" w:color="BBBBBB" w:sz="4"/>
-              <w:bottom w:val="single" w:color="BBBBBB" w:sz="4"/>
-              <w:right w:val="single" w:color="BBBBBB" w:sz="4"/>
-            </w:tcBorders>
-            <w:tcMar>
-              <w:top w:type="dxa" w:w="60"/>
-              <w:left w:type="dxa" w:w="80"/>
-              <w:bottom w:type="dxa" w:w="60"/>
-              <w:right w:type="dxa" w:w="80"/>
-            </w:tcMar>
-          </w:tcPr>
-          <w:p>
-            <w:pPr>
-              <w:jc w:val="center"/>
-            </w:pPr>
-            <w:r>
-              <w:rPr>
-                <w:rFonts w:ascii="Arial" w:cs="Arial" w:eastAsia="Arial" w:hAnsi="Arial"/>
-                <w:b/>
-                <w:bCs/>
-                <w:sz w:val="21"/>
-                <w:szCs w:val="21"/>
-              </w:rPr>
-              <w:t xml:space="preserve">C</w:t>
-            </w:r>
-          </w:p>
-        </w:tc>
-        <w:tc>
-          <w:tcPr>
-            <w:tcW w:type="dxa" w:w="936"/>
+            <w:tcW w:type="dxa" w:w="1337"/>
             <w:tcBorders>
               <w:top w:val="single" w:color="BBBBBB" w:sz="4"/>
               <w:left w:val="single" w:color="BBBBBB" w:sz="4"/>
@@ -709,7 +447,7 @@
         </w:tc>
         <w:tc>
           <w:tcPr>
-            <w:tcW w:type="dxa" w:w="936"/>
+            <w:tcW w:type="dxa" w:w="1337"/>
             <w:tcBorders>
               <w:top w:val="single" w:color="BBBBBB" w:sz="4"/>
               <w:left w:val="single" w:color="BBBBBB" w:sz="4"/>
@@ -739,6 +477,70 @@
             </w:r>
           </w:p>
         </w:tc>
+        <w:tc>
+          <w:tcPr>
+            <w:tcW w:type="dxa" w:w="1337"/>
+            <w:tcBorders>
+              <w:top w:val="single" w:color="BBBBBB" w:sz="4"/>
+              <w:left w:val="single" w:color="BBBBBB" w:sz="4"/>
+              <w:bottom w:val="single" w:color="BBBBBB" w:sz="4"/>
+              <w:right w:val="single" w:color="BBBBBB" w:sz="4"/>
+            </w:tcBorders>
+            <w:tcMar>
+              <w:top w:type="dxa" w:w="60"/>
+              <w:left w:type="dxa" w:w="80"/>
+              <w:bottom w:type="dxa" w:w="60"/>
+              <w:right w:type="dxa" w:w="80"/>
+            </w:tcMar>
+          </w:tcPr>
+          <w:p>
+            <w:pPr>
+              <w:jc w:val="center"/>
+            </w:pPr>
+            <w:r>
+              <w:rPr>
+                <w:rFonts w:ascii="Arial" w:cs="Arial" w:eastAsia="Arial" w:hAnsi="Arial"/>
+                <w:b/>
+                <w:bCs/>
+                <w:sz w:val="21"/>
+                <w:szCs w:val="21"/>
+              </w:rPr>
+              <w:t xml:space="preserve">B</w:t>
+            </w:r>
+          </w:p>
+        </w:tc>
+        <w:tc>
+          <w:tcPr>
+            <w:tcW w:type="dxa" w:w="1337"/>
+            <w:tcBorders>
+              <w:top w:val="single" w:color="BBBBBB" w:sz="4"/>
+              <w:left w:val="single" w:color="BBBBBB" w:sz="4"/>
+              <w:bottom w:val="single" w:color="BBBBBB" w:sz="4"/>
+              <w:right w:val="single" w:color="BBBBBB" w:sz="4"/>
+            </w:tcBorders>
+            <w:tcMar>
+              <w:top w:type="dxa" w:w="60"/>
+              <w:left w:type="dxa" w:w="80"/>
+              <w:bottom w:type="dxa" w:w="60"/>
+              <w:right w:type="dxa" w:w="80"/>
+            </w:tcMar>
+          </w:tcPr>
+          <w:p>
+            <w:pPr>
+              <w:jc w:val="center"/>
+            </w:pPr>
+            <w:r>
+              <w:rPr>
+                <w:rFonts w:ascii="Arial" w:cs="Arial" w:eastAsia="Arial" w:hAnsi="Arial"/>
+                <w:b/>
+                <w:bCs/>
+                <w:sz w:val="21"/>
+                <w:szCs w:val="21"/>
+              </w:rPr>
+              <w:t xml:space="preserve">B</w:t>
+            </w:r>
+          </w:p>
+        </w:tc>
       </w:tr>
     </w:tbl>
     <w:p>
@@ -766,7 +568,7 @@
           <w:sz w:val="16"/>
           <w:szCs w:val="16"/>
         </w:rPr>
-        <w:t xml:space="preserve">USE AFTER: OBSERVE PHASE — Observe, Step 4: locate stomata on the lower epidermis and sketch a single stoma with its two guard cells</w:t>
+        <w:t xml:space="preserve">USE AFTER: EXPLAIN PHASE — Jigsaw expert group: palisade mesophyll function statement</w:t>
       </w:r>
     </w:p>
     <w:p>
@@ -782,52 +584,7 @@
           <w:sz w:val="21"/>
           <w:szCs w:val="21"/>
         </w:rPr>
-        <w:t xml:space="preserve">Q1. You are looking at a cross-section of a mango leaf. On which layer would you find most of the stomata, with a pair of guard cells around each one?</w:t>
-      </w:r>
-    </w:p>
-    <w:p>
-      <w:pPr>
-        <w:keepNext/>
-        <w:spacing w:after="20"/>
-        <w:ind w:left="360"/>
-      </w:pPr>
-      <w:r>
-        <w:rPr>
-          <w:rFonts w:ascii="Arial" w:cs="Arial" w:eastAsia="Arial" w:hAnsi="Arial"/>
-          <w:sz w:val="21"/>
-          <w:szCs w:val="21"/>
-        </w:rPr>
-        <w:t xml:space="preserve">A.  The palisade mesophyll</w:t>
-      </w:r>
-    </w:p>
-    <w:p>
-      <w:pPr>
-        <w:keepNext/>
-        <w:spacing w:after="20"/>
-        <w:ind w:left="360"/>
-      </w:pPr>
-      <w:r>
-        <w:rPr>
-          <w:rFonts w:ascii="Arial" w:cs="Arial" w:eastAsia="Arial" w:hAnsi="Arial"/>
-          <w:sz w:val="21"/>
-          <w:szCs w:val="21"/>
-        </w:rPr>
-        <w:t xml:space="preserve">B.  The waxy cuticle on the upper surface</w:t>
-      </w:r>
-    </w:p>
-    <w:p>
-      <w:pPr>
-        <w:keepNext/>
-        <w:spacing w:after="20"/>
-        <w:ind w:left="360"/>
-      </w:pPr>
-      <w:r>
-        <w:rPr>
-          <w:rFonts w:ascii="Arial" w:cs="Arial" w:eastAsia="Arial" w:hAnsi="Arial"/>
-          <w:sz w:val="21"/>
-          <w:szCs w:val="21"/>
-        </w:rPr>
-        <w:t xml:space="preserve">C.  The xylem in the vascular bundle</w:t>
+        <w:t xml:space="preserve">Q1. In a cross-section of a mango leaf, which layer has tall cells packed closely together just beneath the upper epidermis, each holding many chloroplasts?</w:t>
       </w:r>
     </w:p>
     <w:p>
@@ -845,7 +602,52 @@
           <w:sz w:val="21"/>
           <w:szCs w:val="21"/>
         </w:rPr>
-        <w:t xml:space="preserve">D.  The lower epidermis</w:t>
+        <w:t xml:space="preserve">A.  Palisade mesophyll</w:t>
+      </w:r>
+    </w:p>
+    <w:p>
+      <w:pPr>
+        <w:keepNext/>
+        <w:spacing w:after="20"/>
+        <w:ind w:left="360"/>
+      </w:pPr>
+      <w:r>
+        <w:rPr>
+          <w:rFonts w:ascii="Arial" w:cs="Arial" w:eastAsia="Arial" w:hAnsi="Arial"/>
+          <w:sz w:val="21"/>
+          <w:szCs w:val="21"/>
+        </w:rPr>
+        <w:t xml:space="preserve">B.  Vascular bundle</w:t>
+      </w:r>
+    </w:p>
+    <w:p>
+      <w:pPr>
+        <w:keepNext/>
+        <w:spacing w:after="20"/>
+        <w:ind w:left="360"/>
+      </w:pPr>
+      <w:r>
+        <w:rPr>
+          <w:rFonts w:ascii="Arial" w:cs="Arial" w:eastAsia="Arial" w:hAnsi="Arial"/>
+          <w:sz w:val="21"/>
+          <w:szCs w:val="21"/>
+        </w:rPr>
+        <w:t xml:space="preserve">C.  Lower epidermis</w:t>
+      </w:r>
+    </w:p>
+    <w:p>
+      <w:pPr>
+        <w:keepNext/>
+        <w:spacing w:after="20"/>
+        <w:ind w:left="360"/>
+      </w:pPr>
+      <w:r>
+        <w:rPr>
+          <w:rFonts w:ascii="Arial" w:cs="Arial" w:eastAsia="Arial" w:hAnsi="Arial"/>
+          <w:sz w:val="21"/>
+          <w:szCs w:val="21"/>
+        </w:rPr>
+        <w:t xml:space="preserve">D.  Spongy mesophyll</w:t>
       </w:r>
     </w:p>
     <w:p>
@@ -861,7 +663,7 @@
           <w:sz w:val="21"/>
           <w:szCs w:val="21"/>
         </w:rPr>
-        <w:t xml:space="preserve">Correct answer: D. </w:t>
+        <w:t xml:space="preserve">Correct answer: A. </w:t>
       </w:r>
       <w:r>
         <w:rPr>
@@ -870,7 +672,7 @@
           <w:sz w:val="19"/>
           <w:szCs w:val="19"/>
         </w:rPr>
-        <w:t xml:space="preserve">Most stomata are on the lower epidermis, where each pore is surrounded by two guard cells. The palisade layer and xylem are inside the leaf, and the cuticle is only a waxy covering.</w:t>
+        <w:t xml:space="preserve">Palisade mesophyll cells are tightly packed near the top of the leaf and contain many chloroplasts, so they capture the maximum amount of light for photosynthesis.</w:t>
       </w:r>
     </w:p>
     <w:p>
@@ -885,7 +687,7 @@
           <w:sz w:val="16"/>
           <w:szCs w:val="16"/>
         </w:rPr>
-        <w:t xml:space="preserve">USE AFTER: OBSERVE PHASE — Observe, Step 3: shade and label every distinct layer on the printed outline diagram</w:t>
+        <w:t xml:space="preserve">USE AFTER: OBSERVE PHASE — Step 4: locate stomata on the lower epidermis and sketch a stoma with its two guard cells</w:t>
       </w:r>
     </w:p>
     <w:p>
@@ -901,37 +703,7 @@
           <w:sz w:val="21"/>
           <w:szCs w:val="21"/>
         </w:rPr>
-        <w:t xml:space="preserve">Q2. In a leaf cross-section, which layer sits just below the upper epidermis and is made of tightly packed, column-shaped cells full of chloroplasts?</w:t>
-      </w:r>
-    </w:p>
-    <w:p>
-      <w:pPr>
-        <w:keepNext/>
-        <w:spacing w:after="20"/>
-        <w:ind w:left="360"/>
-      </w:pPr>
-      <w:r>
-        <w:rPr>
-          <w:rFonts w:ascii="Arial" w:cs="Arial" w:eastAsia="Arial" w:hAnsi="Arial"/>
-          <w:sz w:val="21"/>
-          <w:szCs w:val="21"/>
-        </w:rPr>
-        <w:t xml:space="preserve">A.  Lower epidermis</w:t>
-      </w:r>
-    </w:p>
-    <w:p>
-      <w:pPr>
-        <w:keepNext/>
-        <w:spacing w:after="20"/>
-        <w:ind w:left="360"/>
-      </w:pPr>
-      <w:r>
-        <w:rPr>
-          <w:rFonts w:ascii="Arial" w:cs="Arial" w:eastAsia="Arial" w:hAnsi="Arial"/>
-          <w:sz w:val="21"/>
-          <w:szCs w:val="21"/>
-        </w:rPr>
-        <w:t xml:space="preserve">B.  Spongy mesophyll</w:t>
+        <w:t xml:space="preserve">Q2. A student examines a mango leaf cross-section under a microscope and looks for stomata with guard cells. Where will she find most of them?</w:t>
       </w:r>
     </w:p>
     <w:p>
@@ -949,22 +721,52 @@
           <w:sz w:val="21"/>
           <w:szCs w:val="21"/>
         </w:rPr>
-        <w:t xml:space="preserve">C.  Palisade mesophyll</w:t>
-      </w:r>
-    </w:p>
-    <w:p>
-      <w:pPr>
-        <w:keepNext/>
-        <w:spacing w:after="20"/>
-        <w:ind w:left="360"/>
-      </w:pPr>
-      <w:r>
-        <w:rPr>
-          <w:rFonts w:ascii="Arial" w:cs="Arial" w:eastAsia="Arial" w:hAnsi="Arial"/>
-          <w:sz w:val="21"/>
-          <w:szCs w:val="21"/>
-        </w:rPr>
-        <w:t xml:space="preserve">D.  Phloem</w:t>
+        <w:t xml:space="preserve">A.  In the lower epidermis</w:t>
+      </w:r>
+    </w:p>
+    <w:p>
+      <w:pPr>
+        <w:keepNext/>
+        <w:spacing w:after="20"/>
+        <w:ind w:left="360"/>
+      </w:pPr>
+      <w:r>
+        <w:rPr>
+          <w:rFonts w:ascii="Arial" w:cs="Arial" w:eastAsia="Arial" w:hAnsi="Arial"/>
+          <w:sz w:val="21"/>
+          <w:szCs w:val="21"/>
+        </w:rPr>
+        <w:t xml:space="preserve">B.  In the upper epidermis, where the sun is strongest</w:t>
+      </w:r>
+    </w:p>
+    <w:p>
+      <w:pPr>
+        <w:keepNext/>
+        <w:spacing w:after="20"/>
+        <w:ind w:left="360"/>
+      </w:pPr>
+      <w:r>
+        <w:rPr>
+          <w:rFonts w:ascii="Arial" w:cs="Arial" w:eastAsia="Arial" w:hAnsi="Arial"/>
+          <w:sz w:val="21"/>
+          <w:szCs w:val="21"/>
+        </w:rPr>
+        <w:t xml:space="preserve">C.  Inside the palisade mesophyll layer</w:t>
+      </w:r>
+    </w:p>
+    <w:p>
+      <w:pPr>
+        <w:keepNext/>
+        <w:spacing w:after="20"/>
+        <w:ind w:left="360"/>
+      </w:pPr>
+      <w:r>
+        <w:rPr>
+          <w:rFonts w:ascii="Arial" w:cs="Arial" w:eastAsia="Arial" w:hAnsi="Arial"/>
+          <w:sz w:val="21"/>
+          <w:szCs w:val="21"/>
+        </w:rPr>
+        <w:t xml:space="preserve">D.  Inside the xylem vessels</w:t>
       </w:r>
     </w:p>
     <w:p>
@@ -980,7 +782,7 @@
           <w:sz w:val="21"/>
           <w:szCs w:val="21"/>
         </w:rPr>
-        <w:t xml:space="preserve">Correct answer: C. </w:t>
+        <w:t xml:space="preserve">Correct answer: A. </w:t>
       </w:r>
       <w:r>
         <w:rPr>
@@ -989,7 +791,7 @@
           <w:sz w:val="19"/>
           <w:szCs w:val="19"/>
         </w:rPr>
-        <w:t xml:space="preserve">Palisade mesophyll cells are tightly packed near the upper surface and hold many chloroplasts, so they capture the most light. Spongy mesophyll lies below with loosely arranged cells and air spaces.</w:t>
+        <w:t xml:space="preserve">Stomata are found mainly in the lower epidermis, which is the surface the students searched in Step 4 of the observation protocol.</w:t>
       </w:r>
     </w:p>
     <w:p>
@@ -1004,7 +806,7 @@
           <w:sz w:val="16"/>
           <w:szCs w:val="16"/>
         </w:rPr>
-        <w:t xml:space="preserve">USE AFTER: EXPLAIN PHASE — Explain: expert group for spongy mesophyll/air spaces presents its function statement</w:t>
+        <w:t xml:space="preserve">USE AFTER: EXPLAIN PHASE — Jigsaw expert group: spongy mesophyll / air spaces function statement</w:t>
       </w:r>
     </w:p>
     <w:p>
@@ -1020,52 +822,22 @@
           <w:sz w:val="21"/>
           <w:szCs w:val="21"/>
         </w:rPr>
-        <w:t xml:space="preserve">Q3. The spongy mesophyll has many air spaces between its cells. What is the main advantage of these air spaces?</w:t>
-      </w:r>
-    </w:p>
-    <w:p>
-      <w:pPr>
-        <w:keepNext/>
-        <w:spacing w:after="20"/>
-        <w:ind w:left="360"/>
-      </w:pPr>
-      <w:r>
-        <w:rPr>
-          <w:rFonts w:ascii="Arial" w:cs="Arial" w:eastAsia="Arial" w:hAnsi="Arial"/>
-          <w:sz w:val="21"/>
-          <w:szCs w:val="21"/>
-        </w:rPr>
-        <w:t xml:space="preserve">A.  They carry sugars away from the leaf to the stem</w:t>
-      </w:r>
-    </w:p>
-    <w:p>
-      <w:pPr>
-        <w:keepNext/>
-        <w:spacing w:after="20"/>
-        <w:ind w:left="360"/>
-      </w:pPr>
-      <w:r>
-        <w:rPr>
-          <w:rFonts w:ascii="Arial" w:cs="Arial" w:eastAsia="Arial" w:hAnsi="Arial"/>
-          <w:sz w:val="21"/>
-          <w:szCs w:val="21"/>
-        </w:rPr>
-        <w:t xml:space="preserve">B.  They absorb sunlight that passes through the epidermis</w:t>
-      </w:r>
-    </w:p>
-    <w:p>
-      <w:pPr>
-        <w:keepNext/>
-        <w:spacing w:after="20"/>
-        <w:ind w:left="360"/>
-      </w:pPr>
-      <w:r>
-        <w:rPr>
-          <w:rFonts w:ascii="Arial" w:cs="Arial" w:eastAsia="Arial" w:hAnsi="Arial"/>
-          <w:sz w:val="21"/>
-          <w:szCs w:val="21"/>
-        </w:rPr>
-        <w:t xml:space="preserve">C.  They store extra water for the leaf to use at midday</w:t>
+        <w:t xml:space="preserve">Q3. The spongy mesophyll of a leaf has many air spaces between its loosely arranged cells. What is the main function of these air spaces?</w:t>
+      </w:r>
+    </w:p>
+    <w:p>
+      <w:pPr>
+        <w:keepNext/>
+        <w:spacing w:after="20"/>
+        <w:ind w:left="360"/>
+      </w:pPr>
+      <w:r>
+        <w:rPr>
+          <w:rFonts w:ascii="Arial" w:cs="Arial" w:eastAsia="Arial" w:hAnsi="Arial"/>
+          <w:sz w:val="21"/>
+          <w:szCs w:val="21"/>
+        </w:rPr>
+        <w:t xml:space="preserve">A.  They absorb sunlight for the palisade cells</w:t>
       </w:r>
     </w:p>
     <w:p>
@@ -1083,7 +855,37 @@
           <w:sz w:val="21"/>
           <w:szCs w:val="21"/>
         </w:rPr>
-        <w:t xml:space="preserve">D.  They let carbon dioxide diffuse easily to the cells inside the leaf</w:t>
+        <w:t xml:space="preserve">B.  They let carbon dioxide diffuse from the stomata to the photosynthesising cells</w:t>
+      </w:r>
+    </w:p>
+    <w:p>
+      <w:pPr>
+        <w:keepNext/>
+        <w:spacing w:after="20"/>
+        <w:ind w:left="360"/>
+      </w:pPr>
+      <w:r>
+        <w:rPr>
+          <w:rFonts w:ascii="Arial" w:cs="Arial" w:eastAsia="Arial" w:hAnsi="Arial"/>
+          <w:sz w:val="21"/>
+          <w:szCs w:val="21"/>
+        </w:rPr>
+        <w:t xml:space="preserve">C.  They store sugars made during photosynthesis</w:t>
+      </w:r>
+    </w:p>
+    <w:p>
+      <w:pPr>
+        <w:keepNext/>
+        <w:spacing w:after="20"/>
+        <w:ind w:left="360"/>
+      </w:pPr>
+      <w:r>
+        <w:rPr>
+          <w:rFonts w:ascii="Arial" w:cs="Arial" w:eastAsia="Arial" w:hAnsi="Arial"/>
+          <w:sz w:val="21"/>
+          <w:szCs w:val="21"/>
+        </w:rPr>
+        <w:t xml:space="preserve">D.  They carry water from the roots to the leaf</w:t>
       </w:r>
     </w:p>
     <w:p>
@@ -1099,7 +901,7 @@
           <w:sz w:val="21"/>
           <w:szCs w:val="21"/>
         </w:rPr>
-        <w:t xml:space="preserve">Correct answer: D. </w:t>
+        <w:t xml:space="preserve">Correct answer: B. </w:t>
       </w:r>
       <w:r>
         <w:rPr>
@@ -1108,7 +910,7 @@
           <w:sz w:val="19"/>
           <w:szCs w:val="19"/>
         </w:rPr>
-        <w:t xml:space="preserve">Air spaces let CO₂ that enters through the stomata diffuse to the mesophyll cells. Water is carried in xylem and sugars in phloem, and light is captured by chloroplasts.</w:t>
+        <w:t xml:space="preserve">The connected air spaces let CO₂ entering through the stomata diffuse quickly to the mesophyll cells. They also let oxygen and water vapour move back out.</w:t>
       </w:r>
     </w:p>
     <w:p>
@@ -1123,7 +925,7 @@
           <w:sz w:val="16"/>
           <w:szCs w:val="16"/>
         </w:rPr>
-        <w:t xml:space="preserve">USE AFTER: EXPLAIN PHASE — Explain: expert group for vascular bundles presents its function statement</w:t>
+        <w:t xml:space="preserve">USE AFTER: EXPLAIN PHASE — Jigsaw expert group: vascular bundles function statement</w:t>
       </w:r>
     </w:p>
     <w:p>
@@ -1139,7 +941,22 @@
           <w:sz w:val="21"/>
           <w:szCs w:val="21"/>
         </w:rPr>
-        <w:t xml:space="preserve">Q4. A vascular bundle in a leaf contains xylem and phloem. Which statement describes their jobs correctly?</w:t>
+        <w:t xml:space="preserve">Q4. A leaf vein (vascular bundle) contains xylem and phloem. Which statement correctly describes their roles?</w:t>
+      </w:r>
+    </w:p>
+    <w:p>
+      <w:pPr>
+        <w:keepNext/>
+        <w:spacing w:after="20"/>
+        <w:ind w:left="360"/>
+      </w:pPr>
+      <w:r>
+        <w:rPr>
+          <w:rFonts w:ascii="Arial" w:cs="Arial" w:eastAsia="Arial" w:hAnsi="Arial"/>
+          <w:sz w:val="21"/>
+          <w:szCs w:val="21"/>
+        </w:rPr>
+        <w:t xml:space="preserve">A.  Both carry only gases in and out of the leaf</w:t>
       </w:r>
     </w:p>
     <w:p>
@@ -1157,52 +974,37 @@
           <w:sz w:val="21"/>
           <w:szCs w:val="21"/>
         </w:rPr>
-        <w:t xml:space="preserve">A.  Xylem brings water and minerals to the leaf and phloem carries sugars away</w:t>
-      </w:r>
-    </w:p>
-    <w:p>
-      <w:pPr>
-        <w:keepNext/>
-        <w:spacing w:after="20"/>
-        <w:ind w:left="360"/>
-      </w:pPr>
-      <w:r>
-        <w:rPr>
-          <w:rFonts w:ascii="Arial" w:cs="Arial" w:eastAsia="Arial" w:hAnsi="Arial"/>
-          <w:sz w:val="21"/>
-          <w:szCs w:val="21"/>
-        </w:rPr>
-        <w:t xml:space="preserve">B.  Xylem carries sugars out of the leaf and phloem brings water into the leaf</w:t>
-      </w:r>
-    </w:p>
-    <w:p>
-      <w:pPr>
-        <w:keepNext/>
-        <w:spacing w:after="20"/>
-        <w:ind w:left="360"/>
-      </w:pPr>
-      <w:r>
-        <w:rPr>
-          <w:rFonts w:ascii="Arial" w:cs="Arial" w:eastAsia="Arial" w:hAnsi="Arial"/>
-          <w:sz w:val="21"/>
-          <w:szCs w:val="21"/>
-        </w:rPr>
-        <w:t xml:space="preserve">C.  Xylem and phloem both carry only carbon dioxide to the palisade cells</w:t>
-      </w:r>
-    </w:p>
-    <w:p>
-      <w:pPr>
-        <w:keepNext/>
-        <w:spacing w:after="20"/>
-        <w:ind w:left="360"/>
-      </w:pPr>
-      <w:r>
-        <w:rPr>
-          <w:rFonts w:ascii="Arial" w:cs="Arial" w:eastAsia="Arial" w:hAnsi="Arial"/>
-          <w:sz w:val="21"/>
-          <w:szCs w:val="21"/>
-        </w:rPr>
-        <w:t xml:space="preserve">D.  Xylem lets in light and phloem controls the opening of stomata</w:t>
+        <w:t xml:space="preserve">B.  Xylem brings water and minerals into the leaf, and phloem carries sugars away from the leaf</w:t>
+      </w:r>
+    </w:p>
+    <w:p>
+      <w:pPr>
+        <w:keepNext/>
+        <w:spacing w:after="20"/>
+        <w:ind w:left="360"/>
+      </w:pPr>
+      <w:r>
+        <w:rPr>
+          <w:rFonts w:ascii="Arial" w:cs="Arial" w:eastAsia="Arial" w:hAnsi="Arial"/>
+          <w:sz w:val="21"/>
+          <w:szCs w:val="21"/>
+        </w:rPr>
+        <w:t xml:space="preserve">C.  Xylem carries sugars away from the leaf, and phloem brings water and minerals in</w:t>
+      </w:r>
+    </w:p>
+    <w:p>
+      <w:pPr>
+        <w:keepNext/>
+        <w:spacing w:after="20"/>
+        <w:ind w:left="360"/>
+      </w:pPr>
+      <w:r>
+        <w:rPr>
+          <w:rFonts w:ascii="Arial" w:cs="Arial" w:eastAsia="Arial" w:hAnsi="Arial"/>
+          <w:sz w:val="21"/>
+          <w:szCs w:val="21"/>
+        </w:rPr>
+        <w:t xml:space="preserve">D.  Xylem absorbs light, and phloem prevents water loss</w:t>
       </w:r>
     </w:p>
     <w:p>
@@ -1218,7 +1020,7 @@
           <w:sz w:val="21"/>
           <w:szCs w:val="21"/>
         </w:rPr>
-        <w:t xml:space="preserve">Correct answer: A. </w:t>
+        <w:t xml:space="preserve">Correct answer: B. </w:t>
       </w:r>
       <w:r>
         <w:rPr>
@@ -1227,7 +1029,7 @@
           <w:sz w:val="19"/>
           <w:szCs w:val="19"/>
         </w:rPr>
-        <w:t xml:space="preserve">Xylem supplies water and minerals to the leaf cells, and phloem exports the sugars made in the leaf. The distractors swap the two jobs or give them roles that belong to other structures.</w:t>
+        <w:t xml:space="preserve">Xylem supplies the leaf with water and minerals from the soil. Phloem exports the sugars made in photosynthesis to other parts of the plant.</w:t>
       </w:r>
     </w:p>
     <w:p>
@@ -1242,7 +1044,7 @@
           <w:sz w:val="16"/>
           <w:szCs w:val="16"/>
         </w:rPr>
-        <w:t xml:space="preserve">USE AFTER: EXPLAIN PHASE — Explain: expert group for epidermis/cuticle presents its function statement</w:t>
+        <w:t xml:space="preserve">USE AFTER: EXPLAIN PHASE — Synthesis question: what else moves through open stomata, and what does midday sun mean for water loss? (3-sentence written response and vote)</w:t>
       </w:r>
     </w:p>
     <w:p>
@@ -1258,52 +1060,7 @@
           <w:sz w:val="21"/>
           <w:szCs w:val="21"/>
         </w:rPr>
-        <w:t xml:space="preserve">Q5. The cuticle and the epidermis of a leaf are transparent (clear). Why is this useful to the plant?</w:t>
-      </w:r>
-    </w:p>
-    <w:p>
-      <w:pPr>
-        <w:keepNext/>
-        <w:spacing w:after="20"/>
-        <w:ind w:left="360"/>
-      </w:pPr>
-      <w:r>
-        <w:rPr>
-          <w:rFonts w:ascii="Arial" w:cs="Arial" w:eastAsia="Arial" w:hAnsi="Arial"/>
-          <w:sz w:val="21"/>
-          <w:szCs w:val="21"/>
-        </w:rPr>
-        <w:t xml:space="preserve">A.  It allows water vapour to escape freely from the whole leaf surface</w:t>
-      </w:r>
-    </w:p>
-    <w:p>
-      <w:pPr>
-        <w:keepNext/>
-        <w:spacing w:after="20"/>
-        <w:ind w:left="360"/>
-      </w:pPr>
-      <w:r>
-        <w:rPr>
-          <w:rFonts w:ascii="Arial" w:cs="Arial" w:eastAsia="Arial" w:hAnsi="Arial"/>
-          <w:sz w:val="21"/>
-          <w:szCs w:val="21"/>
-        </w:rPr>
-        <w:t xml:space="preserve">B.  It lets air spaces fill with sunlight at night</w:t>
-      </w:r>
-    </w:p>
-    <w:p>
-      <w:pPr>
-        <w:keepNext/>
-        <w:spacing w:after="20"/>
-        <w:ind w:left="360"/>
-      </w:pPr>
-      <w:r>
-        <w:rPr>
-          <w:rFonts w:ascii="Arial" w:cs="Arial" w:eastAsia="Arial" w:hAnsi="Arial"/>
-          <w:sz w:val="21"/>
-          <w:szCs w:val="21"/>
-        </w:rPr>
-        <w:t xml:space="preserve">C.  It helps the xylem to see where water is needed</w:t>
+        <w:t xml:space="preserve">Q5. Kale (sukuma wiki) plants in a Nairobi garden wilt at midday even though the soil is moist, then recover the next morning. Which explanation best fits leaf structure?</w:t>
       </w:r>
     </w:p>
     <w:p>
@@ -1321,7 +1078,52 @@
           <w:sz w:val="21"/>
           <w:szCs w:val="21"/>
         </w:rPr>
-        <w:t xml:space="preserve">D.  It lets light pass through to the chloroplasts in the cells below</w:t>
+        <w:t xml:space="preserve">A.  In strong sun the stomata open wide, so water vapour escapes faster than the xylem can supply water, and the cells lose turgor</w:t>
+      </w:r>
+    </w:p>
+    <w:p>
+      <w:pPr>
+        <w:keepNext/>
+        <w:spacing w:after="20"/>
+        <w:ind w:left="360"/>
+      </w:pPr>
+      <w:r>
+        <w:rPr>
+          <w:rFonts w:ascii="Arial" w:cs="Arial" w:eastAsia="Arial" w:hAnsi="Arial"/>
+          <w:sz w:val="21"/>
+          <w:szCs w:val="21"/>
+        </w:rPr>
+        <w:t xml:space="preserve">B.  The xylem vessels are permanently damaged by the sun and then repair themselves overnight</w:t>
+      </w:r>
+    </w:p>
+    <w:p>
+      <w:pPr>
+        <w:keepNext/>
+        <w:spacing w:after="20"/>
+        <w:ind w:left="360"/>
+      </w:pPr>
+      <w:r>
+        <w:rPr>
+          <w:rFonts w:ascii="Arial" w:cs="Arial" w:eastAsia="Arial" w:hAnsi="Arial"/>
+          <w:sz w:val="21"/>
+          <w:szCs w:val="21"/>
+        </w:rPr>
+        <w:t xml:space="preserve">C.  The chloroplasts in the palisade cells burst at midday and are replaced at night</w:t>
+      </w:r>
+    </w:p>
+    <w:p>
+      <w:pPr>
+        <w:keepNext/>
+        <w:spacing w:after="20"/>
+        <w:ind w:left="360"/>
+      </w:pPr>
+      <w:r>
+        <w:rPr>
+          <w:rFonts w:ascii="Arial" w:cs="Arial" w:eastAsia="Arial" w:hAnsi="Arial"/>
+          <w:sz w:val="21"/>
+          <w:szCs w:val="21"/>
+        </w:rPr>
+        <w:t xml:space="preserve">D.  The soil loses all its water at midday and gets it back at night</w:t>
       </w:r>
     </w:p>
     <w:p>
@@ -1337,7 +1139,7 @@
           <w:sz w:val="21"/>
           <w:szCs w:val="21"/>
         </w:rPr>
-        <w:t xml:space="preserve">Correct answer: D. </w:t>
+        <w:t xml:space="preserve">Correct answer: A. </w:t>
       </w:r>
       <w:r>
         <w:rPr>
@@ -1346,7 +1148,7 @@
           <w:sz w:val="19"/>
           <w:szCs w:val="19"/>
         </w:rPr>
-        <w:t xml:space="preserve">Transparent outer layers admit light so it can reach the chloroplasts in the palisade cells. A clear covering does not help water escape, and the other options make no biological sense.</w:t>
+        <w:t xml:space="preserve">Open stomata let water vapour leave quickly, so water loss outpaces supply from the xylem. The cells lose turgor and the leaf wilts. When stomata close at night, water supply catches up and the plant recovers.</w:t>
       </w:r>
     </w:p>
     <w:p>
@@ -1361,7 +1163,7 @@
           <w:sz w:val="16"/>
           <w:szCs w:val="16"/>
         </w:rPr>
-        <w:t xml:space="preserve">USE AFTER: EXPLAIN PHASE — Explain: expert group for stomata/guard cells presents its function statement</w:t>
+        <w:t xml:space="preserve">USE AFTER: EXPLAIN PHASE — Revisiting the sukuma wiki phenomenon: shade reduces the photosynthetic capacity of palisade cells</w:t>
       </w:r>
     </w:p>
     <w:p>
@@ -1377,37 +1179,22 @@
           <w:sz w:val="21"/>
           <w:szCs w:val="21"/>
         </w:rPr>
-        <w:t xml:space="preserve">Q6. What is the job of the two guard cells around a stoma?</w:t>
-      </w:r>
-    </w:p>
-    <w:p>
-      <w:pPr>
-        <w:keepNext/>
-        <w:spacing w:after="20"/>
-        <w:ind w:left="360"/>
-      </w:pPr>
-      <w:r>
-        <w:rPr>
-          <w:rFonts w:ascii="Arial" w:cs="Arial" w:eastAsia="Arial" w:hAnsi="Arial"/>
-          <w:sz w:val="21"/>
-          <w:szCs w:val="21"/>
-        </w:rPr>
-        <w:t xml:space="preserve">A.  To protect the leaf by making a thick waxy layer</w:t>
-      </w:r>
-    </w:p>
-    <w:p>
-      <w:pPr>
-        <w:keepNext/>
-        <w:spacing w:after="20"/>
-        <w:ind w:left="360"/>
-      </w:pPr>
-      <w:r>
-        <w:rPr>
-          <w:rFonts w:ascii="Arial" w:cs="Arial" w:eastAsia="Arial" w:hAnsi="Arial"/>
-          <w:sz w:val="21"/>
-          <w:szCs w:val="21"/>
-        </w:rPr>
-        <w:t xml:space="preserve">B.  To carry water from the roots to the leaf</w:t>
+        <w:t xml:space="preserve">Q6. Kale plants moved under the shade of a mango tree stop wilting, but over several weeks the leaves turn pale yellowish-green and the plants grow slowly. Which explanation uses leaf structure correctly?</w:t>
+      </w:r>
+    </w:p>
+    <w:p>
+      <w:pPr>
+        <w:keepNext/>
+        <w:spacing w:after="20"/>
+        <w:ind w:left="360"/>
+      </w:pPr>
+      <w:r>
+        <w:rPr>
+          <w:rFonts w:ascii="Arial" w:cs="Arial" w:eastAsia="Arial" w:hAnsi="Arial"/>
+          <w:sz w:val="21"/>
+          <w:szCs w:val="21"/>
+        </w:rPr>
+        <w:t xml:space="preserve">A.  Shade makes the cuticle thicker, which traps too much water in the leaf</w:t>
       </w:r>
     </w:p>
     <w:p>
@@ -1425,22 +1212,37 @@
           <w:sz w:val="21"/>
           <w:szCs w:val="21"/>
         </w:rPr>
-        <w:t xml:space="preserve">C.  To open and close the stoma, controlling gas exchange and water vapour loss</w:t>
-      </w:r>
-    </w:p>
-    <w:p>
-      <w:pPr>
-        <w:keepNext/>
-        <w:spacing w:after="20"/>
-        <w:ind w:left="360"/>
-      </w:pPr>
-      <w:r>
-        <w:rPr>
-          <w:rFonts w:ascii="Arial" w:cs="Arial" w:eastAsia="Arial" w:hAnsi="Arial"/>
-          <w:sz w:val="21"/>
-          <w:szCs w:val="21"/>
-        </w:rPr>
-        <w:t xml:space="preserve">D.  To make sugars using sunlight</w:t>
+        <w:t xml:space="preserve">B.  Less light reaches the palisade cells, so less photosynthesis happens, leading to pale leaves and slow growth</w:t>
+      </w:r>
+    </w:p>
+    <w:p>
+      <w:pPr>
+        <w:keepNext/>
+        <w:spacing w:after="20"/>
+        <w:ind w:left="360"/>
+      </w:pPr>
+      <w:r>
+        <w:rPr>
+          <w:rFonts w:ascii="Arial" w:cs="Arial" w:eastAsia="Arial" w:hAnsi="Arial"/>
+          <w:sz w:val="21"/>
+          <w:szCs w:val="21"/>
+        </w:rPr>
+        <w:t xml:space="preserve">C.  Shade blocks all gas exchange because the stomata are sealed shut permanently</w:t>
+      </w:r>
+    </w:p>
+    <w:p>
+      <w:pPr>
+        <w:keepNext/>
+        <w:spacing w:after="20"/>
+        <w:ind w:left="360"/>
+      </w:pPr>
+      <w:r>
+        <w:rPr>
+          <w:rFonts w:ascii="Arial" w:cs="Arial" w:eastAsia="Arial" w:hAnsi="Arial"/>
+          <w:sz w:val="21"/>
+          <w:szCs w:val="21"/>
+        </w:rPr>
+        <w:t xml:space="preserve">D.  Shade makes the xylem carry sugars instead of water</w:t>
       </w:r>
     </w:p>
     <w:p>
@@ -1456,7 +1258,7 @@
           <w:sz w:val="21"/>
           <w:szCs w:val="21"/>
         </w:rPr>
-        <w:t xml:space="preserve">Correct answer: C. </w:t>
+        <w:t xml:space="preserve">Correct answer: B. </w:t>
       </w:r>
       <w:r>
         <w:rPr>
@@ -1465,7 +1267,7 @@
           <w:sz w:val="19"/>
           <w:szCs w:val="19"/>
         </w:rPr>
-        <w:t xml:space="preserve">Guard cells change shape to open or close the stoma. This regulates how much CO₂ enters and how much water vapour leaves. Sugar-making happens in chloroplasts, and water is carried in xylem.</w:t>
+        <w:t xml:space="preserve">Palisade cells hold most of the chloroplasts and need light to photosynthesise. In shade, photosynthesis falls, so the leaves are pale and less food is made for growth.</w:t>
       </w:r>
     </w:p>
     <w:p>
@@ -1480,7 +1282,7 @@
           <w:sz w:val="16"/>
           <w:szCs w:val="16"/>
         </w:rPr>
-        <w:t xml:space="preserve">USE AFTER: EXPLAIN PHASE — Explain: synthesis question 'if midday sun makes stomata open wide, what does that mean for water loss?' and the 3-sentence written response</w:t>
+        <w:t xml:space="preserve">USE AFTER: MODEL BUILDING PHASE — Revising the Lesson 1 phenomenon model: arrows for light, water in the xylem, and water vapour through the stoma</w:t>
       </w:r>
     </w:p>
     <w:p>
@@ -1496,22 +1298,22 @@
           <w:sz w:val="21"/>
           <w:szCs w:val="21"/>
         </w:rPr>
-        <w:t xml:space="preserve">Q7. At midday in bright sun, a kale plant's stomata are wide open. The soil is still moist, yet the leaves wilt. Which explanation fits the leaf structure best?</w:t>
-      </w:r>
-    </w:p>
-    <w:p>
-      <w:pPr>
-        <w:keepNext/>
-        <w:spacing w:after="20"/>
-        <w:ind w:left="360"/>
-      </w:pPr>
-      <w:r>
-        <w:rPr>
-          <w:rFonts w:ascii="Arial" w:cs="Arial" w:eastAsia="Arial" w:hAnsi="Arial"/>
-          <w:sz w:val="21"/>
-          <w:szCs w:val="21"/>
-        </w:rPr>
-        <w:t xml:space="preserve">A.  The guard cells close completely and trap heat inside the leaf</w:t>
+        <w:t xml:space="preserve">Q7. A student revises her model of a sukuma wiki leaf by adding labelled arrows. Which set of arrows is correct?</w:t>
+      </w:r>
+    </w:p>
+    <w:p>
+      <w:pPr>
+        <w:keepNext/>
+        <w:spacing w:after="20"/>
+        <w:ind w:left="360"/>
+      </w:pPr>
+      <w:r>
+        <w:rPr>
+          <w:rFonts w:ascii="Arial" w:cs="Arial" w:eastAsia="Arial" w:hAnsi="Arial"/>
+          <w:sz w:val="21"/>
+          <w:szCs w:val="21"/>
+        </w:rPr>
+        <w:t xml:space="preserve">A.  Light enters through the xylem; water moves up the cuticle; water vapour exits through the palisade cells</w:t>
       </w:r>
     </w:p>
     <w:p>
@@ -1529,37 +1331,37 @@
           <w:sz w:val="21"/>
           <w:szCs w:val="21"/>
         </w:rPr>
-        <w:t xml:space="preserve">B.  Water vapour leaves through the open stomata faster than the xylem can replace it, so the cells lose turgor</w:t>
-      </w:r>
-    </w:p>
-    <w:p>
-      <w:pPr>
-        <w:keepNext/>
-        <w:spacing w:after="20"/>
-        <w:ind w:left="360"/>
-      </w:pPr>
-      <w:r>
-        <w:rPr>
-          <w:rFonts w:ascii="Arial" w:cs="Arial" w:eastAsia="Arial" w:hAnsi="Arial"/>
-          <w:sz w:val="21"/>
-          <w:szCs w:val="21"/>
-        </w:rPr>
-        <w:t xml:space="preserve">C.  The roots have permanently died, so no water can enter the plant</w:t>
-      </w:r>
-    </w:p>
-    <w:p>
-      <w:pPr>
-        <w:keepNext/>
-        <w:spacing w:after="20"/>
-        <w:ind w:left="360"/>
-      </w:pPr>
-      <w:r>
-        <w:rPr>
-          <w:rFonts w:ascii="Arial" w:cs="Arial" w:eastAsia="Arial" w:hAnsi="Arial"/>
-          <w:sz w:val="21"/>
-          <w:szCs w:val="21"/>
-        </w:rPr>
-        <w:t xml:space="preserve">D.  Too much water enters the leaf cells and they burst</w:t>
+        <w:t xml:space="preserve">B.  Light enters from above through the epidermis; water moves up the xylem; water vapour exits through the stoma</w:t>
+      </w:r>
+    </w:p>
+    <w:p>
+      <w:pPr>
+        <w:keepNext/>
+        <w:spacing w:after="20"/>
+        <w:ind w:left="360"/>
+      </w:pPr>
+      <w:r>
+        <w:rPr>
+          <w:rFonts w:ascii="Arial" w:cs="Arial" w:eastAsia="Arial" w:hAnsi="Arial"/>
+          <w:sz w:val="21"/>
+          <w:szCs w:val="21"/>
+        </w:rPr>
+        <w:t xml:space="preserve">C.  Light enters from below; water moves down the xylem; sugars leave through the stoma</w:t>
+      </w:r>
+    </w:p>
+    <w:p>
+      <w:pPr>
+        <w:keepNext/>
+        <w:spacing w:after="20"/>
+        <w:ind w:left="360"/>
+      </w:pPr>
+      <w:r>
+        <w:rPr>
+          <w:rFonts w:ascii="Arial" w:cs="Arial" w:eastAsia="Arial" w:hAnsi="Arial"/>
+          <w:sz w:val="21"/>
+          <w:szCs w:val="21"/>
+        </w:rPr>
+        <w:t xml:space="preserve">D.  Light enters through the lower epidermis only; water moves up the phloem; oxygen enters the xylem</w:t>
       </w:r>
     </w:p>
     <w:p>
@@ -1584,364 +1386,7 @@
           <w:sz w:val="19"/>
           <w:szCs w:val="19"/>
         </w:rPr>
-        <w:t xml:space="preserve">Open stomata let water vapour escape quickly. When loss is faster than xylem supply, the cells lose turgor and the leaf wilts. The plant recovers overnight, so the damage is not permanent.</w:t>
-      </w:r>
-    </w:p>
-    <w:p>
-      <w:pPr>
-        <w:keepNext/>
-        <w:spacing w:after="40" w:before="200"/>
-      </w:pPr>
-      <w:r>
-        <w:rPr>
-          <w:rFonts w:ascii="Arial" w:cs="Arial" w:eastAsia="Arial" w:hAnsi="Arial"/>
-          <w:color w:val="1F6B75"/>
-          <w:sz w:val="16"/>
-          <w:szCs w:val="16"/>
-        </w:rPr>
-        <w:t xml:space="preserve">USE AFTER: END OF LESSON — End of lesson: revisiting the sukuma wiki shade observation (pallor and slow growth)</w:t>
-      </w:r>
-    </w:p>
-    <w:p>
-      <w:pPr>
-        <w:keepNext/>
-        <w:spacing w:after="80"/>
-      </w:pPr>
-      <w:r>
-        <w:rPr>
-          <w:rFonts w:ascii="Arial" w:cs="Arial" w:eastAsia="Arial" w:hAnsi="Arial"/>
-          <w:b/>
-          <w:bCs/>
-          <w:sz w:val="21"/>
-          <w:szCs w:val="21"/>
-        </w:rPr>
-        <w:t xml:space="preserve">Q8. A kale plant is moved under the shade of a mango tree. Wilting stops, but over several weeks the leaves turn pale and the plant grows slowly. Which explanation uses leaf structure correctly?</w:t>
-      </w:r>
-    </w:p>
-    <w:p>
-      <w:pPr>
-        <w:keepNext/>
-        <w:spacing w:after="20"/>
-        <w:ind w:left="360"/>
-      </w:pPr>
-      <w:r>
-        <w:rPr>
-          <w:rFonts w:ascii="Arial" w:cs="Arial" w:eastAsia="Arial" w:hAnsi="Arial"/>
-          <w:sz w:val="21"/>
-          <w:szCs w:val="21"/>
-        </w:rPr>
-        <w:t xml:space="preserve">A.  The shade blocks the xylem, so no water can reach the leaf</w:t>
-      </w:r>
-    </w:p>
-    <w:p>
-      <w:pPr>
-        <w:keepNext/>
-        <w:spacing w:after="20"/>
-        <w:ind w:left="360"/>
-      </w:pPr>
-      <w:r>
-        <w:rPr>
-          <w:rFonts w:ascii="Arial" w:cs="Arial" w:eastAsia="Arial" w:hAnsi="Arial"/>
-          <w:sz w:val="21"/>
-          <w:szCs w:val="21"/>
-        </w:rPr>
-        <w:t xml:space="preserve">B.  The shade makes the guard cells lose their pores</w:t>
-      </w:r>
-    </w:p>
-    <w:p>
-      <w:pPr>
-        <w:keepNext/>
-        <w:spacing w:after="20"/>
-        <w:ind w:left="360"/>
-      </w:pPr>
-      <w:r>
-        <w:rPr>
-          <w:rFonts w:ascii="Arial" w:cs="Arial" w:eastAsia="Arial" w:hAnsi="Arial"/>
-          <w:b/>
-          <w:bCs/>
-          <w:color w:val="2E7D4F"/>
-          <w:sz w:val="21"/>
-          <w:szCs w:val="21"/>
-        </w:rPr>
-        <w:t xml:space="preserve">C.  Less light reaches the palisade cells, so the leaf makes less food and the plant grows slowly</w:t>
-      </w:r>
-    </w:p>
-    <w:p>
-      <w:pPr>
-        <w:keepNext/>
-        <w:spacing w:after="20"/>
-        <w:ind w:left="360"/>
-      </w:pPr>
-      <w:r>
-        <w:rPr>
-          <w:rFonts w:ascii="Arial" w:cs="Arial" w:eastAsia="Arial" w:hAnsi="Arial"/>
-          <w:sz w:val="21"/>
-          <w:szCs w:val="21"/>
-        </w:rPr>
-        <w:t xml:space="preserve">D.  The shade makes the cuticle so thick that air cannot pass through</w:t>
-      </w:r>
-    </w:p>
-    <w:p>
-      <w:pPr>
-        <w:spacing w:after="120" w:before="60"/>
-      </w:pPr>
-      <w:r>
-        <w:rPr>
-          <w:rFonts w:ascii="Arial" w:cs="Arial" w:eastAsia="Arial" w:hAnsi="Arial"/>
-          <w:b/>
-          <w:bCs/>
-          <w:color w:val="2E7D4F"/>
-          <w:sz w:val="21"/>
-          <w:szCs w:val="21"/>
-        </w:rPr>
-        <w:t xml:space="preserve">Correct answer: C. </w:t>
-      </w:r>
-      <w:r>
-        <w:rPr>
-          <w:rFonts w:ascii="Arial" w:cs="Arial" w:eastAsia="Arial" w:hAnsi="Arial"/>
-          <w:color w:val="444444"/>
-          <w:sz w:val="19"/>
-          <w:szCs w:val="19"/>
-        </w:rPr>
-        <w:t xml:space="preserve">Palisade cells hold most of the chloroplasts, and in shade they receive less light. This reduces the food the plant can make, causing pallor and slow growth. The other options describe changes that shade does not cause.</w:t>
-      </w:r>
-    </w:p>
-    <w:p>
-      <w:pPr>
-        <w:keepNext/>
-        <w:spacing w:after="40" w:before="200"/>
-      </w:pPr>
-      <w:r>
-        <w:rPr>
-          <w:rFonts w:ascii="Arial" w:cs="Arial" w:eastAsia="Arial" w:hAnsi="Arial"/>
-          <w:color w:val="1F6B75"/>
-          <w:sz w:val="16"/>
-          <w:szCs w:val="16"/>
-        </w:rPr>
-        <w:t xml:space="preserve">USE AFTER: MODEL BUILDING PHASE — Model: revising the Lesson 1 sukuma wiki model with a leaf cross-section and arrows for light, water and water vapour</w:t>
-      </w:r>
-    </w:p>
-    <w:p>
-      <w:pPr>
-        <w:keepNext/>
-        <w:spacing w:after="80"/>
-      </w:pPr>
-      <w:r>
-        <w:rPr>
-          <w:rFonts w:ascii="Arial" w:cs="Arial" w:eastAsia="Arial" w:hAnsi="Arial"/>
-          <w:b/>
-          <w:bCs/>
-          <w:sz w:val="21"/>
-          <w:szCs w:val="21"/>
-        </w:rPr>
-        <w:t xml:space="preserve">Q9. A student is revising her model of a kale leaf in a cross-section drawing. Which set of arrows is correct?</w:t>
-      </w:r>
-    </w:p>
-    <w:p>
-      <w:pPr>
-        <w:keepNext/>
-        <w:spacing w:after="20"/>
-        <w:ind w:left="360"/>
-      </w:pPr>
-      <w:r>
-        <w:rPr>
-          <w:rFonts w:ascii="Arial" w:cs="Arial" w:eastAsia="Arial" w:hAnsi="Arial"/>
-          <w:sz w:val="21"/>
-          <w:szCs w:val="21"/>
-        </w:rPr>
-        <w:t xml:space="preserve">A.  Light enters through the stoma, water moves down the xylem, and water vapour leaves through the vascular bundle</w:t>
-      </w:r>
-    </w:p>
-    <w:p>
-      <w:pPr>
-        <w:keepNext/>
-        <w:spacing w:after="20"/>
-        <w:ind w:left="360"/>
-      </w:pPr>
-      <w:r>
-        <w:rPr>
-          <w:rFonts w:ascii="Arial" w:cs="Arial" w:eastAsia="Arial" w:hAnsi="Arial"/>
-          <w:b/>
-          <w:bCs/>
-          <w:color w:val="2E7D4F"/>
-          <w:sz w:val="21"/>
-          <w:szCs w:val="21"/>
-        </w:rPr>
-        <w:t xml:space="preserve">B.  Light enters from above through the epidermis, water moves up the xylem, and water vapour leaves through a stoma</w:t>
-      </w:r>
-    </w:p>
-    <w:p>
-      <w:pPr>
-        <w:keepNext/>
-        <w:spacing w:after="20"/>
-        <w:ind w:left="360"/>
-      </w:pPr>
-      <w:r>
-        <w:rPr>
-          <w:rFonts w:ascii="Arial" w:cs="Arial" w:eastAsia="Arial" w:hAnsi="Arial"/>
-          <w:sz w:val="21"/>
-          <w:szCs w:val="21"/>
-        </w:rPr>
-        <w:t xml:space="preserve">C.  Light enters from below, water moves down the phloem, and water vapour enters through the cuticle</w:t>
-      </w:r>
-    </w:p>
-    <w:p>
-      <w:pPr>
-        <w:keepNext/>
-        <w:spacing w:after="20"/>
-        <w:ind w:left="360"/>
-      </w:pPr>
-      <w:r>
-        <w:rPr>
-          <w:rFonts w:ascii="Arial" w:cs="Arial" w:eastAsia="Arial" w:hAnsi="Arial"/>
-          <w:sz w:val="21"/>
-          <w:szCs w:val="21"/>
-        </w:rPr>
-        <w:t xml:space="preserve">D.  Light enters from above, sugars move up the xylem, and water vapour leaves through the palisade cells</w:t>
-      </w:r>
-    </w:p>
-    <w:p>
-      <w:pPr>
-        <w:spacing w:after="120" w:before="60"/>
-      </w:pPr>
-      <w:r>
-        <w:rPr>
-          <w:rFonts w:ascii="Arial" w:cs="Arial" w:eastAsia="Arial" w:hAnsi="Arial"/>
-          <w:b/>
-          <w:bCs/>
-          <w:color w:val="2E7D4F"/>
-          <w:sz w:val="21"/>
-          <w:szCs w:val="21"/>
-        </w:rPr>
-        <w:t xml:space="preserve">Correct answer: B. </w:t>
-      </w:r>
-      <w:r>
-        <w:rPr>
-          <w:rFonts w:ascii="Arial" w:cs="Arial" w:eastAsia="Arial" w:hAnsi="Arial"/>
-          <w:color w:val="444444"/>
-          <w:sz w:val="19"/>
-          <w:szCs w:val="19"/>
-        </w:rPr>
-        <w:t xml:space="preserve">Light enters from above through the transparent cuticle and epidermis. Water travels up the xylem, and water vapour exits through the stomata. The other sets mix up directions or structures.</w:t>
-      </w:r>
-    </w:p>
-    <w:p>
-      <w:pPr>
-        <w:keepNext/>
-        <w:spacing w:after="40" w:before="200"/>
-      </w:pPr>
-      <w:r>
-        <w:rPr>
-          <w:rFonts w:ascii="Arial" w:cs="Arial" w:eastAsia="Arial" w:hAnsi="Arial"/>
-          <w:color w:val="1F6B75"/>
-          <w:sz w:val="16"/>
-          <w:szCs w:val="16"/>
-        </w:rPr>
-        <w:t xml:space="preserve">USE AFTER: DQB PHASE — DQB: green sticky note, a Lesson 1 question students can now partially answer</w:t>
-      </w:r>
-    </w:p>
-    <w:p>
-      <w:pPr>
-        <w:keepNext/>
-        <w:spacing w:after="80"/>
-      </w:pPr>
-      <w:r>
-        <w:rPr>
-          <w:rFonts w:ascii="Arial" w:cs="Arial" w:eastAsia="Arial" w:hAnsi="Arial"/>
-          <w:b/>
-          <w:bCs/>
-          <w:sz w:val="21"/>
-          <w:szCs w:val="21"/>
-        </w:rPr>
-        <w:t xml:space="preserve">Q10. After observing a leaf cross-section, which Driving Question Board question could students already partly answer using today's evidence?</w:t>
-      </w:r>
-    </w:p>
-    <w:p>
-      <w:pPr>
-        <w:keepNext/>
-        <w:spacing w:after="20"/>
-        <w:ind w:left="360"/>
-      </w:pPr>
-      <w:r>
-        <w:rPr>
-          <w:rFonts w:ascii="Arial" w:cs="Arial" w:eastAsia="Arial" w:hAnsi="Arial"/>
-          <w:b/>
-          <w:bCs/>
-          <w:color w:val="2E7D4F"/>
-          <w:sz w:val="21"/>
-          <w:szCs w:val="21"/>
-        </w:rPr>
-        <w:t xml:space="preserve">A.  Why do sukuma wiki leaves wilt at midday even when the soil is moist?</w:t>
-      </w:r>
-    </w:p>
-    <w:p>
-      <w:pPr>
-        <w:keepNext/>
-        <w:spacing w:after="20"/>
-        <w:ind w:left="360"/>
-      </w:pPr>
-      <w:r>
-        <w:rPr>
-          <w:rFonts w:ascii="Arial" w:cs="Arial" w:eastAsia="Arial" w:hAnsi="Arial"/>
-          <w:sz w:val="21"/>
-          <w:szCs w:val="21"/>
-        </w:rPr>
-        <w:t xml:space="preserve">B.  What exactly makes the guard cells open the stoma?</w:t>
-      </w:r>
-    </w:p>
-    <w:p>
-      <w:pPr>
-        <w:keepNext/>
-        <w:spacing w:after="20"/>
-        <w:ind w:left="360"/>
-      </w:pPr>
-      <w:r>
-        <w:rPr>
-          <w:rFonts w:ascii="Arial" w:cs="Arial" w:eastAsia="Arial" w:hAnsi="Arial"/>
-          <w:sz w:val="21"/>
-          <w:szCs w:val="21"/>
-        </w:rPr>
-        <w:t xml:space="preserve">C.  Why are leaves green?</w:t>
-      </w:r>
-    </w:p>
-    <w:p>
-      <w:pPr>
-        <w:keepNext/>
-        <w:spacing w:after="20"/>
-        <w:ind w:left="360"/>
-      </w:pPr>
-      <w:r>
-        <w:rPr>
-          <w:rFonts w:ascii="Arial" w:cs="Arial" w:eastAsia="Arial" w:hAnsi="Arial"/>
-          <w:sz w:val="21"/>
-          <w:szCs w:val="21"/>
-        </w:rPr>
-        <w:t xml:space="preserve">D.  What is the full chemical equation for photosynthesis?</w:t>
-      </w:r>
-    </w:p>
-    <w:p>
-      <w:pPr>
-        <w:spacing w:after="120" w:before="60"/>
-      </w:pPr>
-      <w:r>
-        <w:rPr>
-          <w:rFonts w:ascii="Arial" w:cs="Arial" w:eastAsia="Arial" w:hAnsi="Arial"/>
-          <w:b/>
-          <w:bCs/>
-          <w:color w:val="2E7D4F"/>
-          <w:sz w:val="21"/>
-          <w:szCs w:val="21"/>
-        </w:rPr>
-        <w:t xml:space="preserve">Correct answer: A. </w:t>
-      </w:r>
-      <w:r>
-        <w:rPr>
-          <w:rFonts w:ascii="Arial" w:cs="Arial" w:eastAsia="Arial" w:hAnsi="Arial"/>
-          <w:color w:val="444444"/>
-          <w:sz w:val="19"/>
-          <w:szCs w:val="19"/>
-        </w:rPr>
-        <w:t xml:space="preserve">Today's structures (open stomata, water vapour loss, xylem supply) give a partial answer to the wilting question. The other questions concern mechanisms and ideas the lesson has not yet investigated.</w:t>
+        <w:t xml:space="preserve">Light passes in from above through the transparent cuticle and epidermis. Water travels up the xylem, and water vapour leaves through the stomata. These are the three arrows the revised model requires.</w:t>
       </w:r>
     </w:p>
     <w:p>
@@ -1960,7 +1405,7 @@
         </w:rPr>
         <w:t xml:space="preserve">© 2026 SeaVuria and ARES. Aligned with KICD objectives. Developed by SeaVuria; technical implementation by ARES (with AI assistance from Claude). Licensed under </w:t>
       </w:r>
-      <w:hyperlink w:history="1" r:id="rIdrhvrgiqd5stk5ahexo1lv">
+      <w:hyperlink w:history="1" r:id="rIdvlkwp7j9pq7dqly9wdglw">
         <w:r>
           <w:rPr>
             <w:rFonts w:ascii="Arial" w:cs="Arial" w:eastAsia="Arial" w:hAnsi="Arial"/>
@@ -1981,7 +1426,7 @@
         </w:rPr>
         <w:t xml:space="preserve"> (</w:t>
       </w:r>
-      <w:hyperlink w:history="1" r:id="rIdfys5ltsdhjaflhtljvqsh">
+      <w:hyperlink w:history="1" r:id="rIdtww5ssctjrazzo7m3ehue">
         <w:r>
           <w:rPr>
             <w:rFonts w:ascii="Arial" w:cs="Arial" w:eastAsia="Arial" w:hAnsi="Arial"/>

--- a/data/outputs/v2/Biology/SS2.1_Plant_Nutrition/quiz/Biology_G10_SS2.1_Plant_Nutrition_L2_AnswerKey.docx
+++ b/data/outputs/v2/Biology/SS2.1_Plant_Nutrition/quiz/Biology_G10_SS2.1_Plant_Nutrition_L2_AnswerKey.docx
@@ -1405,7 +1405,7 @@
         </w:rPr>
         <w:t xml:space="preserve">© 2026 SeaVuria and ARES. Aligned with KICD objectives. Developed by SeaVuria; technical implementation by ARES (with AI assistance from Claude). Licensed under </w:t>
       </w:r>
-      <w:hyperlink w:history="1" r:id="rIdvlkwp7j9pq7dqly9wdglw">
+      <w:hyperlink w:history="1" r:id="rIdlewoyrgrrv_hq1ps2agk-">
         <w:r>
           <w:rPr>
             <w:rFonts w:ascii="Arial" w:cs="Arial" w:eastAsia="Arial" w:hAnsi="Arial"/>
@@ -1426,7 +1426,7 @@
         </w:rPr>
         <w:t xml:space="preserve"> (</w:t>
       </w:r>
-      <w:hyperlink w:history="1" r:id="rIdtww5ssctjrazzo7m3ehue">
+      <w:hyperlink w:history="1" r:id="rIdfkeqb9gadlpitfzljkyd7">
         <w:r>
           <w:rPr>
             <w:rFonts w:ascii="Arial" w:cs="Arial" w:eastAsia="Arial" w:hAnsi="Arial"/>

--- a/data/outputs/v2/Biology/SS2.1_Plant_Nutrition/quiz/Biology_G10_SS2.1_Plant_Nutrition_L2_AnswerKey.docx
+++ b/data/outputs/v2/Biology/SS2.1_Plant_Nutrition/quiz/Biology_G10_SS2.1_Plant_Nutrition_L2_AnswerKey.docx
@@ -1405,7 +1405,7 @@
         </w:rPr>
         <w:t xml:space="preserve">© 2026 SeaVuria and ARES. Aligned with KICD objectives. Developed by SeaVuria; technical implementation by ARES (with AI assistance from Claude). Licensed under </w:t>
       </w:r>
-      <w:hyperlink w:history="1" r:id="rIdlewoyrgrrv_hq1ps2agk-">
+      <w:hyperlink w:history="1" r:id="rId0bhwjr2gpumh9cc6ieg7p">
         <w:r>
           <w:rPr>
             <w:rFonts w:ascii="Arial" w:cs="Arial" w:eastAsia="Arial" w:hAnsi="Arial"/>
@@ -1426,7 +1426,7 @@
         </w:rPr>
         <w:t xml:space="preserve"> (</w:t>
       </w:r>
-      <w:hyperlink w:history="1" r:id="rIdfkeqb9gadlpitfzljkyd7">
+      <w:hyperlink w:history="1" r:id="rIdhdewollbvuvstsgb7coqg">
         <w:r>
           <w:rPr>
             <w:rFonts w:ascii="Arial" w:cs="Arial" w:eastAsia="Arial" w:hAnsi="Arial"/>

--- a/data/outputs/v2/Biology/SS2.1_Plant_Nutrition/quiz/Biology_G10_SS2.1_Plant_Nutrition_L2_AnswerKey.docx
+++ b/data/outputs/v2/Biology/SS2.1_Plant_Nutrition/quiz/Biology_G10_SS2.1_Plant_Nutrition_L2_AnswerKey.docx
@@ -1405,7 +1405,7 @@
         </w:rPr>
         <w:t xml:space="preserve">© 2026 SeaVuria and ARES. Aligned with KICD objectives. Developed by SeaVuria; technical implementation by ARES (with AI assistance from Claude). Licensed under </w:t>
       </w:r>
-      <w:hyperlink w:history="1" r:id="rId0bhwjr2gpumh9cc6ieg7p">
+      <w:hyperlink w:history="1" r:id="rIdugi1nhuqprzwv8yoz_xho">
         <w:r>
           <w:rPr>
             <w:rFonts w:ascii="Arial" w:cs="Arial" w:eastAsia="Arial" w:hAnsi="Arial"/>
@@ -1426,7 +1426,7 @@
         </w:rPr>
         <w:t xml:space="preserve"> (</w:t>
       </w:r>
-      <w:hyperlink w:history="1" r:id="rIdhdewollbvuvstsgb7coqg">
+      <w:hyperlink w:history="1" r:id="rIdjerb1ov_6gfc9wdjaqcpl">
         <w:r>
           <w:rPr>
             <w:rFonts w:ascii="Arial" w:cs="Arial" w:eastAsia="Arial" w:hAnsi="Arial"/>
